--- a/references/Desmeftiki_Entoli_Epaggelmatikou_Prosanatolismou_Koini_v3.docx
+++ b/references/Desmeftiki_Entoli_Epaggelmatikou_Prosanatolismou_Koini_v3.docx
@@ -340,7 +340,7 @@
         <w:pStyle w:val="Heading1"/>
       </w:pPr>
       <w:r>
-        <w:t>5. Μόνο όταν δηλώνεται «Φοίτηση στο κυπριακό εκπαιδευτικό σύστημα: Ναι», πρόσθεσε σύντομη ενότητα «Πλαίσιο Εκπαιδευτικού Συστήματος (Κύπρος)» με τρεις υποενότητες: «Οι τέσσερις επιλογές στην Α΄ Λυκείου», «Ποιες επιλογές αξίζει να εξετάσεις» και «Τι χρειάζεται να θυμάσαι». Παρουσίασε κάθε ΟΜΠ σε μία απλή γραμμή. Σύνδεσε προσεκτικά τις σχετικές ΟΜΠ με τα ταλέντα, χωρίς κατάταξη ή αποκλεισμό. Κλείσε λέγοντας ότι η πραγματική επιλογή χρειάζεται να λάβει υπόψη τα μαθήματα που αρέσουν στον μαθητή, την επίδοσή του και τα επαγγέλματα που θέλει να γνωρίσει καλύτερα. Στη σύντομη έκδοση παράλειψε Παγκύπριες Εξετάσεις, Επιστημονικά Πεδία, Πλαίσια Πρόσβασης και χωριστές πανεπιστημιακές σπουδές/Τμήματα ανά τομέα.</w:t>
+        <w:t>5. Μόνο όταν δηλώνεται «Φοίτηση στο κυπριακό εκπαιδευτικό σύστημα: Ναι», πρόσθεσε σύντομη ενότητα «Πλαίσιο Εκπαιδευτικού Συστήματος (Κύπρος)» με τρεις υποενότητες: «Οι τέσσερις επιλογές στην Α΄ Λυκείου», «Ποιες επιλογές αξίζει να εξετάσεις» και «Τι χρειάζεται να θυμάσαι». Παρουσίασε κάθε ΟΜΠ σε μία απλή γραμμή. Για κάθε ΟΜΠ που αναφέρεις, ονόμασε ρητά ποιο ή ποια από τα ήδη παρουσιασμένα ταλέντα τη στηρίζουν — π.χ. «Η 2η ΟΜΠ συνδέεται με το ταλέντο σου στην [ακριβές όνομα ταλέντου]» — αντί για γενική αντιστοίχιση μαθήματος με πεδίο. Απαγορεύεται να επαναλάβεις τον ίδιο σταθερό συσχετισμό ΟΜΠ↔πεδίου (π.χ. «2η ΟΜΠ = ανάλυση, επιστήμη, τεχνολογία») ανεξάρτητα από τα ταλέντα του συγκεκριμένου ατόμου· η σύνδεση πρέπει να προκύπτει από τα ταλέντα, όχι το αντίστροφο. Χωρίς κατάταξη ή αποκλεισμό. Κλείσε λέγοντας ότι η πραγματική επιλογή χρειάζεται να λάβει υπόψη τα μαθήματα που αρέσουν στον μαθητή, την επίδοσή του και τα επαγγέλματα που θέλει να γνωρίσει καλύτερα. Στη σύντομη έκδοση παράλειψε Παγκύπριες Εξετάσεις, Επιστημονικά Πεδία, Πλαίσια Πρόσβασης και χωριστές πανεπιστημιακές σπουδές/Τμήματα ανά τομέα.</w:t>
       </w:r>
     </w:p>
     <w:p>
